--- a/docs/sop/word/SOP - Super Admin - Permissions and Report Emails.docx
+++ b/docs/sop/word/SOP - Super Admin - Permissions and Report Emails.docx
@@ -487,6 +487,30 @@
         <w:t>Use the bin to remove someone. Search and the All / To / Cc filters help with long lists.</w:t>
       </w:r>
     </w:p>
+    <w:tbl>
+      <w:tblPr>
+        <w:tblStyle w:val="TableGrid"/>
+        <w:tblW w:type="auto" w:w="0"/>
+        <w:tblLook w:firstColumn="1" w:firstRow="1" w:lastColumn="0" w:lastRow="0" w:noHBand="0" w:noVBand="1" w:val="04A0"/>
+      </w:tblPr>
+      <w:tblGrid>
+        <w:gridCol w:w="9936"/>
+      </w:tblGrid>
+      <w:tr>
+        <w:tc>
+          <w:tcPr>
+            <w:tcW w:type="dxa" w:w="9936"/>
+            <w:shd w:val="clear" w:color="auto" w:fill="FEF3C7"/>
+          </w:tcPr>
+          <w:p>
+            <w:r>
+              <w:t>The Monday weekly goal email is not set up here. It goes automatically to Admins and Project Managers (all agents) and to each Assistant Manager / Team Lead (their own agents). See SOP - Manager - Reports, section 10.</w:t>
+            </w:r>
+          </w:p>
+        </w:tc>
+      </w:tr>
+    </w:tbl>
+    <w:p/>
     <w:p>
       <w:pPr>
         <w:pStyle w:val="Heading1"/>
